--- a/docs/산출물_20260921/12_INI_설정_정의서.docx
+++ b/docs/산출물_20260921/12_INI_설정_정의서.docx
@@ -2262,7 +2262,7 @@
               <w:rPr>
                 <w:sz w:val="16"/>
               </w:rPr>
-              <w:t>3</w:t>
+              <w:t>(키 없음)</w:t>
             </w:r>
           </w:p>
         </w:tc>
@@ -17505,7 +17505,7 @@
               <w:rPr>
                 <w:sz w:val="16"/>
               </w:rPr>
-              <w:t>RIBBON</w:t>
+              <w:t>(키 없음)</w:t>
             </w:r>
           </w:p>
         </w:tc>
@@ -17604,7 +17604,7 @@
               <w:rPr>
                 <w:sz w:val="16"/>
               </w:rPr>
-              <w:t>2</w:t>
+              <w:t>(키 없음)</w:t>
             </w:r>
           </w:p>
         </w:tc>
@@ -17802,7 +17802,7 @@
               <w:rPr>
                 <w:sz w:val="16"/>
               </w:rPr>
-              <w:t>0</w:t>
+              <w:t>(키 없음)</w:t>
             </w:r>
           </w:p>
         </w:tc>
@@ -18000,7 +18000,7 @@
               <w:rPr>
                 <w:sz w:val="16"/>
               </w:rPr>
-              <w:t>1</w:t>
+              <w:t>0</w:t>
             </w:r>
           </w:p>
         </w:tc>
@@ -18100,7 +18100,7 @@
               <w:rPr>
                 <w:sz w:val="16"/>
               </w:rPr>
-              <w:t>1</w:t>
+              <w:t>(키 없음)</w:t>
             </w:r>
           </w:p>
         </w:tc>
@@ -18298,7 +18298,7 @@
               <w:rPr>
                 <w:sz w:val="16"/>
               </w:rPr>
-              <w:t>0</w:t>
+              <w:t>(키 없음)</w:t>
             </w:r>
           </w:p>
         </w:tc>
@@ -18482,7 +18482,7 @@
               <w:rPr>
                 <w:sz w:val="16"/>
               </w:rPr>
-              <w:t>AUTOTIME_MENU</w:t>
+              <w:t>ZOOM_BTN</w:t>
             </w:r>
           </w:p>
         </w:tc>
@@ -18524,7 +18524,7 @@
               <w:rPr>
                 <w:sz w:val="16"/>
               </w:rPr>
-              <w:t>[처리] 그룹 [시간 기반 자동 처리] 버튼 표시 1/0 (선택 여부는 DB COMMON_CODE SCH_OPT/AUTO_TIME)</w:t>
+              <w:t>CV/SC/RTV 상태창 [확대] 버튼 표시 1/0 (숨기면 펼친 패널도 접음)</w:t>
             </w:r>
           </w:p>
         </w:tc>
@@ -18538,7 +18538,7 @@
               <w:rPr>
                 <w:sz w:val="16"/>
               </w:rPr>
-              <w:t>재기동</w:t>
+              <w:t>즉시(핫 리로드)</w:t>
             </w:r>
           </w:p>
         </w:tc>
@@ -18552,7 +18552,7 @@
               <w:rPr>
                 <w:sz w:val="16"/>
               </w:rPr>
-              <w:t>MainFrm.cpp</w:t>
+              <w:t>EcsView.cpp:ReloadIniHot, CvSkinDlg.cpp</w:t>
             </w:r>
           </w:p>
         </w:tc>
@@ -18566,6 +18566,7 @@
               <w:rPr>
                 <w:sz w:val="16"/>
               </w:rPr>
+              <w:t>현장 점검 [쓰기] 절차 때 1</w:t>
             </w:r>
           </w:p>
         </w:tc>
@@ -18581,7 +18582,7 @@
               <w:rPr>
                 <w:sz w:val="16"/>
               </w:rPr>
-              <w:t>ZOOM_BTN</w:t>
+              <w:t>MAIN_UI</w:t>
             </w:r>
           </w:p>
         </w:tc>
@@ -18595,7 +18596,7 @@
               <w:rPr>
                 <w:sz w:val="16"/>
               </w:rPr>
-              <w:t>0</w:t>
+              <w:t>(키 없음)</w:t>
             </w:r>
           </w:p>
         </w:tc>
@@ -18623,7 +18624,7 @@
               <w:rPr>
                 <w:sz w:val="16"/>
               </w:rPr>
-              <w:t>CV/SC/RTV 상태창 [확대] 버튼 표시 1/0 (숨기면 펼친 패널도 접음)</w:t>
+              <w:t>메인 화면 배치. 1 = 종전(범례 큰 표) / 2 = 왼쪽에 통신 상태 · 축소 범례 · 작업정보 고정 (범례 칸 뺀 EcsLayout1.xml 필요)</w:t>
             </w:r>
           </w:p>
         </w:tc>
@@ -18637,7 +18638,7 @@
               <w:rPr>
                 <w:sz w:val="16"/>
               </w:rPr>
-              <w:t>즉시(핫 리로드)</w:t>
+              <w:t>재기동</w:t>
             </w:r>
           </w:p>
         </w:tc>
@@ -18651,7 +18652,7 @@
               <w:rPr>
                 <w:sz w:val="16"/>
               </w:rPr>
-              <w:t>EcsView.cpp:ReloadIniHot, CvSkinDlg.cpp</w:t>
+              <w:t>EcsView.cpp:CreateMainUi2, MainFrm.cpp</w:t>
             </w:r>
           </w:p>
         </w:tc>
@@ -18665,7 +18666,6 @@
               <w:rPr>
                 <w:sz w:val="16"/>
               </w:rPr>
-              <w:t>현장 점검 [쓰기] 절차 때 1</w:t>
             </w:r>
           </w:p>
         </w:tc>
@@ -18681,7 +18681,7 @@
               <w:rPr>
                 <w:sz w:val="16"/>
               </w:rPr>
-              <w:t>MAIN_UI</w:t>
+              <w:t>MAIN_UI_LEFT_W</w:t>
             </w:r>
           </w:p>
         </w:tc>
@@ -18695,7 +18695,7 @@
               <w:rPr>
                 <w:sz w:val="16"/>
               </w:rPr>
-              <w:t>2</w:t>
+              <w:t>543</w:t>
             </w:r>
           </w:p>
         </w:tc>
@@ -18709,7 +18709,7 @@
               <w:rPr>
                 <w:sz w:val="16"/>
               </w:rPr>
-              <w:t>1</w:t>
+              <w:t>0 (기본 크기)</w:t>
             </w:r>
           </w:p>
         </w:tc>
@@ -18723,7 +18723,7 @@
               <w:rPr>
                 <w:sz w:val="16"/>
               </w:rPr>
-              <w:t>메인 화면 배치. 1 = 종전(범례 큰 표) / 2 = 왼쪽에 통신 상태 · 축소 범례 · 작업정보 고정 (범례 칸 뺀 EcsLayout1.xml 필요)</w:t>
+              <w:t>왼쪽 칸 폭(px). 손잡이를 끌면 프로그램이 저장</w:t>
             </w:r>
           </w:p>
         </w:tc>
@@ -18751,7 +18751,7 @@
               <w:rPr>
                 <w:sz w:val="16"/>
               </w:rPr>
-              <w:t>EcsView.cpp:CreateMainUi2, MainFrm.cpp</w:t>
+              <w:t>EcsView.cpp:CreateMainUi2</w:t>
             </w:r>
           </w:p>
         </w:tc>
@@ -18780,7 +18780,7 @@
               <w:rPr>
                 <w:sz w:val="16"/>
               </w:rPr>
-              <w:t>MAIN_UI_LEFT_W</w:t>
+              <w:t>MAIN_UI_COMM_H</w:t>
             </w:r>
           </w:p>
         </w:tc>
@@ -18794,7 +18794,7 @@
               <w:rPr>
                 <w:sz w:val="16"/>
               </w:rPr>
-              <w:t>654</w:t>
+              <w:t>0</w:t>
             </w:r>
           </w:p>
         </w:tc>
@@ -18808,7 +18808,7 @@
               <w:rPr>
                 <w:sz w:val="16"/>
               </w:rPr>
-              <w:t>0 (기본 크기)</w:t>
+              <w:t>0</w:t>
             </w:r>
           </w:p>
         </w:tc>
@@ -18822,7 +18822,7 @@
               <w:rPr>
                 <w:sz w:val="16"/>
               </w:rPr>
-              <w:t>왼쪽 칸 폭(px). 손잡이를 끌면 프로그램이 저장</w:t>
+              <w:t>통신 칸 높이(px), 자동 저장</w:t>
             </w:r>
           </w:p>
         </w:tc>
@@ -18850,7 +18850,7 @@
               <w:rPr>
                 <w:sz w:val="16"/>
               </w:rPr>
-              <w:t>EcsView.cpp:CreateMainUi2</w:t>
+              <w:t>EcsView.cpp</w:t>
             </w:r>
           </w:p>
         </w:tc>
@@ -18879,7 +18879,7 @@
               <w:rPr>
                 <w:sz w:val="16"/>
               </w:rPr>
-              <w:t>MAIN_UI_COMM_H</w:t>
+              <w:t>MAIN_UI_LEG_H</w:t>
             </w:r>
           </w:p>
         </w:tc>
@@ -18893,26 +18893,26 @@
               <w:rPr>
                 <w:sz w:val="16"/>
               </w:rPr>
+              <w:t>299</w:t>
+            </w:r>
+          </w:p>
+        </w:tc>
+        <w:tc>
+          <w:tcPr>
+            <w:tcW w:type="dxa" w:w="1247"/>
+          </w:tcPr>
+          <w:p>
+            <w:r/>
+            <w:r>
+              <w:rPr>
+                <w:sz w:val="16"/>
+              </w:rPr>
               <w:t>0</w:t>
             </w:r>
           </w:p>
         </w:tc>
         <w:tc>
           <w:tcPr>
-            <w:tcW w:type="dxa" w:w="1247"/>
-          </w:tcPr>
-          <w:p>
-            <w:r/>
-            <w:r>
-              <w:rPr>
-                <w:sz w:val="16"/>
-              </w:rPr>
-              <w:t>0</w:t>
-            </w:r>
-          </w:p>
-        </w:tc>
-        <w:tc>
-          <w:tcPr>
             <w:tcW w:type="dxa" w:w="4876"/>
           </w:tcPr>
           <w:p>
@@ -18921,7 +18921,7 @@
               <w:rPr>
                 <w:sz w:val="16"/>
               </w:rPr>
-              <w:t>통신 칸 높이(px), 자동 저장</w:t>
+              <w:t>범례 칸 높이(px), 자동 저장</w:t>
             </w:r>
           </w:p>
         </w:tc>
@@ -18978,7 +18978,7 @@
               <w:rPr>
                 <w:sz w:val="16"/>
               </w:rPr>
-              <w:t>MAIN_UI_LEG_H</w:t>
+              <w:t>MAIN_UI_VEH_H</w:t>
             </w:r>
           </w:p>
         </w:tc>
@@ -18992,7 +18992,7 @@
               <w:rPr>
                 <w:sz w:val="16"/>
               </w:rPr>
-              <w:t>299</w:t>
+              <w:t>177</w:t>
             </w:r>
           </w:p>
         </w:tc>
@@ -19020,7 +19020,7 @@
               <w:rPr>
                 <w:sz w:val="16"/>
               </w:rPr>
-              <w:t>범례 칸 높이(px), 자동 저장</w:t>
+              <w:t>설비반송 칸 높이(px), 자동 저장</w:t>
             </w:r>
           </w:p>
         </w:tc>
@@ -19077,7 +19077,7 @@
               <w:rPr>
                 <w:sz w:val="16"/>
               </w:rPr>
-              <w:t>MAIN_UI_VEH_H</w:t>
+              <w:t>UI_TRACE</w:t>
             </w:r>
           </w:p>
         </w:tc>
@@ -19091,7 +19091,7 @@
               <w:rPr>
                 <w:sz w:val="16"/>
               </w:rPr>
-              <w:t>159</w:t>
+              <w:t>1</w:t>
             </w:r>
           </w:p>
         </w:tc>
@@ -19105,7 +19105,7 @@
               <w:rPr>
                 <w:sz w:val="16"/>
               </w:rPr>
-              <w:t>0</w:t>
+              <w:t>1</w:t>
             </w:r>
           </w:p>
         </w:tc>
@@ -19119,7 +19119,7 @@
               <w:rPr>
                 <w:sz w:val="16"/>
               </w:rPr>
-              <w:t>설비반송 칸 높이(px), 자동 저장</w:t>
+              <w:t>크레인/RGV 대화상자 클릭 경로 단계를 LOG\ECS_UI_yyyymmdd.log 에 기록 1/0</w:t>
             </w:r>
           </w:p>
         </w:tc>
@@ -19133,7 +19133,7 @@
               <w:rPr>
                 <w:sz w:val="16"/>
               </w:rPr>
-              <w:t>재기동</w:t>
+              <w:t>즉시(핫 리로드)</w:t>
             </w:r>
           </w:p>
         </w:tc>
@@ -19147,7 +19147,7 @@
               <w:rPr>
                 <w:sz w:val="16"/>
               </w:rPr>
-              <w:t>EcsView.cpp</w:t>
+              <w:t>Lib.cpp:IniUiTrace</w:t>
             </w:r>
           </w:p>
         </w:tc>
@@ -19176,7 +19176,7 @@
               <w:rPr>
                 <w:sz w:val="16"/>
               </w:rPr>
-              <w:t>UI_TRACE</w:t>
+              <w:t>LOADBIT_GATE</w:t>
             </w:r>
           </w:p>
         </w:tc>
@@ -19218,7 +19218,7 @@
               <w:rPr>
                 <w:sz w:val="16"/>
               </w:rPr>
-              <w:t>크레인/RGV 대화상자 클릭 경로 단계를 LOG\ECS_UI_yyyymmdd.log 에 기록 1/0</w:t>
+              <w:t>크레인/RGV 색 · 번호를 차상 화물 비트로 한 번 더 거름 1 = 거름(구 ECS 판정) / 0 = 끔(현장 PLC 가 비트를 안 채우면)</w:t>
             </w:r>
           </w:p>
         </w:tc>
@@ -19246,7 +19246,7 @@
               <w:rPr>
                 <w:sz w:val="16"/>
               </w:rPr>
-              <w:t>Lib.cpp:IniUiTrace</w:t>
+              <w:t>Lib.cpp:IniLoadBitGate</w:t>
             </w:r>
           </w:p>
         </w:tc>
@@ -19275,7 +19275,7 @@
               <w:rPr>
                 <w:sz w:val="16"/>
               </w:rPr>
-              <w:t>LOADBIT_GATE</w:t>
+              <w:t>VEH_CLEAR_MODE</w:t>
             </w:r>
           </w:p>
         </w:tc>
@@ -19289,106 +19289,7 @@
               <w:rPr>
                 <w:sz w:val="16"/>
               </w:rPr>
-              <w:t>1</w:t>
-            </w:r>
-          </w:p>
-        </w:tc>
-        <w:tc>
-          <w:tcPr>
-            <w:tcW w:type="dxa" w:w="1247"/>
-          </w:tcPr>
-          <w:p>
-            <w:r/>
-            <w:r>
-              <w:rPr>
-                <w:sz w:val="16"/>
-              </w:rPr>
-              <w:t>1</w:t>
-            </w:r>
-          </w:p>
-        </w:tc>
-        <w:tc>
-          <w:tcPr>
-            <w:tcW w:type="dxa" w:w="4876"/>
-          </w:tcPr>
-          <w:p>
-            <w:r/>
-            <w:r>
-              <w:rPr>
-                <w:sz w:val="16"/>
-              </w:rPr>
-              <w:t>크레인/RGV 색 · 번호를 차상 화물 비트로 한 번 더 거름 1 = 거름(구 ECS 판정) / 0 = 끔(현장 PLC 가 비트를 안 채우면)</w:t>
-            </w:r>
-          </w:p>
-        </w:tc>
-        <w:tc>
-          <w:tcPr>
-            <w:tcW w:type="dxa" w:w="1247"/>
-          </w:tcPr>
-          <w:p>
-            <w:r/>
-            <w:r>
-              <w:rPr>
-                <w:sz w:val="16"/>
-              </w:rPr>
-              <w:t>즉시(핫 리로드)</w:t>
-            </w:r>
-          </w:p>
-        </w:tc>
-        <w:tc>
-          <w:tcPr>
-            <w:tcW w:type="dxa" w:w="2381"/>
-          </w:tcPr>
-          <w:p>
-            <w:r/>
-            <w:r>
-              <w:rPr>
-                <w:sz w:val="16"/>
-              </w:rPr>
-              <w:t>Lib.cpp:IniLoadBitGate</w:t>
-            </w:r>
-          </w:p>
-        </w:tc>
-        <w:tc>
-          <w:tcPr>
-            <w:tcW w:type="dxa" w:w="1587"/>
-          </w:tcPr>
-          <w:p>
-            <w:r/>
-            <w:r>
-              <w:rPr>
-                <w:sz w:val="16"/>
-              </w:rPr>
-            </w:r>
-          </w:p>
-        </w:tc>
-      </w:tr>
-      <w:tr>
-        <w:tc>
-          <w:tcPr>
-            <w:tcW w:type="dxa" w:w="1928"/>
-          </w:tcPr>
-          <w:p>
-            <w:r/>
-            <w:r>
-              <w:rPr>
-                <w:sz w:val="16"/>
-              </w:rPr>
-              <w:t>VEH_CLEAR_MODE</w:t>
-            </w:r>
-          </w:p>
-        </w:tc>
-        <w:tc>
-          <w:tcPr>
-            <w:tcW w:type="dxa" w:w="1304"/>
-          </w:tcPr>
-          <w:p>
-            <w:r/>
-            <w:r>
-              <w:rPr>
-                <w:sz w:val="16"/>
-              </w:rPr>
-              <w:t>3</w:t>
+              <w:t>(키 없음)</w:t>
             </w:r>
           </w:p>
         </w:tc>
@@ -19670,7 +19571,7 @@
           <w:color w:val="C00000"/>
           <w:sz w:val="18"/>
         </w:rPr>
-        <w:t>※ INI_MENU 는 현재 1 이다. 설계상 운영 PC 에서는 0(INI 열기 버튼 숨김)으로 둔다. ZOOM_BTN 은 현재 0 이며, INI 주석("현장 점검 절차에 필요해 켠다")과 값이 다르다 - 점검 때만 1 로 바꾼다(저장 즉시 반영).</w:t>
+        <w:t>※ INI_MENU 는 현재 0 이다. 설계상 운영 PC 에서는 0(INI 열기 버튼 숨김)으로 둔다. ZOOM_BTN 은 현재 0 이며, INI 주석("현장 점검 절차에 필요해 켠다")과 값이 다르다 - 점검 때만 1 로 바꾼다(저장 즉시 반영).</w:t>
       </w:r>
     </w:p>
     <w:p>
